--- a/HTQT QTNV_Draft.docx
+++ b/HTQT QTNV_Draft.docx
@@ -393,7 +393,7 @@
           <w:sz w:val="26"/>
           <w:szCs w:val="26"/>
         </w:rPr>
-        <w:t>PHÂN TÍCH VÀ TÁI THIẾT KẾ QUY TRÌNH TIẾP NHẬN &amp; XỬ LÝ YÊU CẦU CNTT (PYC) TẠI KHỐI IT SACOMBANK</w:t>
+        <w:t>KHẢO SÁT VÀ PHÂN TÍCH HIỆN TRẠNG QUY TRÌNH TIẾP NHẬN &amp; XỬ LÝ YÊU CẦU CNTT TẠI KHỐI IT SACOMBANK</w:t>
       </w:r>
     </w:p>
     <w:p>
@@ -430,6 +430,24 @@
         </w:rPr>
         <w:t xml:space="preserve">GVHD: </w:t>
       </w:r>
+      <w:proofErr w:type="spellStart"/>
+      <w:r>
+        <w:rPr>
+          <w:color w:val="auto"/>
+          <w:sz w:val="26"/>
+          <w:szCs w:val="26"/>
+        </w:rPr>
+        <w:t>ThS</w:t>
+      </w:r>
+      <w:proofErr w:type="spellEnd"/>
+      <w:r>
+        <w:rPr>
+          <w:color w:val="auto"/>
+          <w:sz w:val="26"/>
+          <w:szCs w:val="26"/>
+        </w:rPr>
+        <w:t xml:space="preserve">. </w:t>
+      </w:r>
       <w:r>
         <w:rPr>
           <w:color w:val="auto"/>
@@ -628,7 +646,25 @@
           <w:sz w:val="26"/>
           <w:szCs w:val="26"/>
         </w:rPr>
-        <w:t xml:space="preserve"> Vĩ Thái</w:t>
+        <w:t xml:space="preserve"> </w:t>
+      </w:r>
+      <w:proofErr w:type="spellStart"/>
+      <w:r>
+        <w:rPr>
+          <w:color w:val="auto"/>
+          <w:sz w:val="26"/>
+          <w:szCs w:val="26"/>
+        </w:rPr>
+        <w:t>Vĩ</w:t>
+      </w:r>
+      <w:proofErr w:type="spellEnd"/>
+      <w:r>
+        <w:rPr>
+          <w:color w:val="auto"/>
+          <w:sz w:val="26"/>
+          <w:szCs w:val="26"/>
+        </w:rPr>
+        <w:t xml:space="preserve"> Thái</w:t>
       </w:r>
       <w:r>
         <w:rPr>
@@ -10098,7 +10134,7 @@
           <w:sz w:val="24"/>
           <w:szCs w:val="24"/>
         </w:rPr>
-        <w:t xml:space="preserve">TÀI LIỆU THAM KHẢO PHỤ LỤC </w:t>
+        <w:t xml:space="preserve">TÀI LIỆU THAM KHẢO </w:t>
       </w:r>
     </w:p>
     <w:p>
@@ -10117,7 +10153,7 @@
           <w:sz w:val="24"/>
           <w:szCs w:val="24"/>
         </w:rPr>
-        <w:t xml:space="preserve">A: </w:t>
+        <w:t xml:space="preserve">PHỤ LỤC A: </w:t>
       </w:r>
       <w:proofErr w:type="spellStart"/>
       <w:r>
@@ -16790,6 +16826,21 @@
 </file>
 
 <file path=customXml/item1.xml><?xml version="1.0" encoding="utf-8"?>
+<p:properties xmlns:p="http://schemas.microsoft.com/office/2006/metadata/properties" xmlns:xsi="http://www.w3.org/2001/XMLSchema-instance" xmlns:pc="http://schemas.microsoft.com/office/infopath/2007/PartnerControls">
+  <documentManagement/>
+</p:properties>
+</file>
+
+<file path=customXml/item2.xml><?xml version="1.0" encoding="utf-8"?>
+<?mso-contentType ?>
+<FormTemplates xmlns="http://schemas.microsoft.com/sharepoint/v3/contenttype/forms">
+  <Display>DocumentLibraryForm</Display>
+  <Edit>DocumentLibraryForm</Edit>
+  <New>DocumentLibraryForm</New>
+</FormTemplates>
+</file>
+
+<file path=customXml/item3.xml><?xml version="1.0" encoding="utf-8"?>
 <ct:contentTypeSchema xmlns:ct="http://schemas.microsoft.com/office/2006/metadata/contentType" xmlns:ma="http://schemas.microsoft.com/office/2006/metadata/properties/metaAttributes" ct:_="" ma:_="" ma:contentTypeName="Tài liệu" ma:contentTypeID="0x01010032DC91C176D2B445B0F33E15334C3699" ma:contentTypeVersion="7" ma:contentTypeDescription="Tạo tài liệu mới." ma:contentTypeScope="" ma:versionID="c8c5e4b5f672a198bd4048a2c75b131f">
   <xsd:schema xmlns:xsd="http://www.w3.org/2001/XMLSchema" xmlns:xs="http://www.w3.org/2001/XMLSchema" xmlns:p="http://schemas.microsoft.com/office/2006/metadata/properties" xmlns:ns3="a2cedf25-d6a7-4faf-bc9c-b5626261f1ec" xmlns:ns4="27bcd1cc-83ba-42d1-a9e4-fbe153d17192" targetNamespace="http://schemas.microsoft.com/office/2006/metadata/properties" ma:root="true" ma:fieldsID="f5b65744f42d4f10153563d62012c972" ns3:_="" ns4:_="">
     <xsd:import namespace="a2cedf25-d6a7-4faf-bc9c-b5626261f1ec"/>
@@ -16974,26 +17025,28 @@
 </ct:contentTypeSchema>
 </file>
 
-<file path=customXml/item2.xml><?xml version="1.0" encoding="utf-8"?>
-<?mso-contentType ?>
-<FormTemplates xmlns="http://schemas.microsoft.com/sharepoint/v3/contenttype/forms">
-  <Display>DocumentLibraryForm</Display>
-  <Edit>DocumentLibraryForm</Edit>
-  <New>DocumentLibraryForm</New>
-</FormTemplates>
-</file>
-
-<file path=customXml/item3.xml><?xml version="1.0" encoding="utf-8"?>
-<p:properties xmlns:p="http://schemas.microsoft.com/office/2006/metadata/properties" xmlns:xsi="http://www.w3.org/2001/XMLSchema-instance" xmlns:pc="http://schemas.microsoft.com/office/infopath/2007/PartnerControls">
-  <documentManagement/>
-</p:properties>
-</file>
-
 <file path=customXml/item4.xml><?xml version="1.0" encoding="utf-8"?>
 <b:Sources xmlns:b="http://schemas.openxmlformats.org/officeDocument/2006/bibliography" xmlns="http://schemas.openxmlformats.org/officeDocument/2006/bibliography" SelectedStyle="\APASixthEditionOfficeOnline.xsl" StyleName="APA" Version="6"/>
 </file>
 
 <file path=customXml/itemProps1.xml><?xml version="1.0" encoding="utf-8"?>
+<ds:datastoreItem xmlns:ds="http://schemas.openxmlformats.org/officeDocument/2006/customXml" ds:itemID="{1D9C64FF-E323-46DF-BF92-3D9EED3960B0}">
+  <ds:schemaRefs>
+    <ds:schemaRef ds:uri="http://schemas.microsoft.com/office/2006/metadata/properties"/>
+    <ds:schemaRef ds:uri="http://schemas.microsoft.com/office/infopath/2007/PartnerControls"/>
+  </ds:schemaRefs>
+</ds:datastoreItem>
+</file>
+
+<file path=customXml/itemProps2.xml><?xml version="1.0" encoding="utf-8"?>
+<ds:datastoreItem xmlns:ds="http://schemas.openxmlformats.org/officeDocument/2006/customXml" ds:itemID="{17771CFB-E4B1-48DE-8C86-F0A5DCC31843}">
+  <ds:schemaRefs>
+    <ds:schemaRef ds:uri="http://schemas.microsoft.com/sharepoint/v3/contenttype/forms"/>
+  </ds:schemaRefs>
+</ds:datastoreItem>
+</file>
+
+<file path=customXml/itemProps3.xml><?xml version="1.0" encoding="utf-8"?>
 <ds:datastoreItem xmlns:ds="http://schemas.openxmlformats.org/officeDocument/2006/customXml" ds:itemID="{FFE7A90E-B844-4127-BBE7-FE5664431927}">
   <ds:schemaRefs>
     <ds:schemaRef ds:uri="http://schemas.microsoft.com/office/2006/metadata/contentType"/>
@@ -17012,23 +17065,6 @@
 </ds:datastoreItem>
 </file>
 
-<file path=customXml/itemProps2.xml><?xml version="1.0" encoding="utf-8"?>
-<ds:datastoreItem xmlns:ds="http://schemas.openxmlformats.org/officeDocument/2006/customXml" ds:itemID="{17771CFB-E4B1-48DE-8C86-F0A5DCC31843}">
-  <ds:schemaRefs>
-    <ds:schemaRef ds:uri="http://schemas.microsoft.com/sharepoint/v3/contenttype/forms"/>
-  </ds:schemaRefs>
-</ds:datastoreItem>
-</file>
-
-<file path=customXml/itemProps3.xml><?xml version="1.0" encoding="utf-8"?>
-<ds:datastoreItem xmlns:ds="http://schemas.openxmlformats.org/officeDocument/2006/customXml" ds:itemID="{1D9C64FF-E323-46DF-BF92-3D9EED3960B0}">
-  <ds:schemaRefs>
-    <ds:schemaRef ds:uri="http://schemas.microsoft.com/office/2006/metadata/properties"/>
-    <ds:schemaRef ds:uri="http://schemas.microsoft.com/office/infopath/2007/PartnerControls"/>
-  </ds:schemaRefs>
-</ds:datastoreItem>
-</file>
-
 <file path=customXml/itemProps4.xml><?xml version="1.0" encoding="utf-8"?>
 <ds:datastoreItem xmlns:ds="http://schemas.openxmlformats.org/officeDocument/2006/customXml" ds:itemID="{F3C2608B-A791-4A04-9F2B-72AAF4073EEB}">
   <ds:schemaRefs>
